--- a/CPP NOTES.docx
+++ b/CPP NOTES.docx
@@ -54,7 +54,6 @@
           <w:u w:val="single"/>
         </w:rPr>
       </w:pPr>
-      <w:proofErr w:type="gramStart"/>
       <w:r>
         <w:rPr>
           <w:b/>
@@ -63,7 +62,6 @@
         </w:rPr>
         <w:t>Linking:-</w:t>
       </w:r>
-      <w:proofErr w:type="gramEnd"/>
     </w:p>
     <w:p>
       <w:r>
@@ -259,6 +257,9 @@
         <w:ind w:left="360"/>
       </w:pPr>
       <w:r>
+        <w:rPr>
+          <w:noProof/>
+        </w:rPr>
         <w:drawing>
           <wp:inline distT="0" distB="0" distL="0" distR="0" wp14:anchorId="20C87F80" wp14:editId="46D022DF">
             <wp:extent cx="3162741" cy="885949"/>
@@ -305,13 +306,8 @@
         <w:t xml:space="preserve">Definition = </w:t>
       </w:r>
       <w:r>
-        <w:t xml:space="preserve">defines a variable; for </w:t>
-      </w:r>
-      <w:proofErr w:type="gramStart"/>
-      <w:r>
-        <w:t>example</w:t>
-      </w:r>
-      <w:proofErr w:type="gramEnd"/>
+        <w:t>defines a variable; for example</w:t>
+      </w:r>
       <w:r>
         <w:br/>
       </w:r>
@@ -326,59 +322,36 @@
       </w:r>
       <w:r>
         <w:tab/>
-        <w:t>int age =</w:t>
-      </w:r>
-      <w:proofErr w:type="gramStart"/>
-      <w:r>
-        <w:t>12;</w:t>
-      </w:r>
-      <w:proofErr w:type="gramEnd"/>
-    </w:p>
-    <w:p>
-      <w:pPr>
-        <w:pStyle w:val="ListParagraph"/>
-        <w:ind w:left="360"/>
-      </w:pPr>
-      <w:r>
-        <w:tab/>
-      </w:r>
-      <w:r>
-        <w:tab/>
-      </w:r>
-      <w:r>
-        <w:tab/>
-      </w:r>
-      <w:r>
-        <w:tab/>
-        <w:t xml:space="preserve">String </w:t>
-      </w:r>
-      <w:proofErr w:type="gramStart"/>
-      <w:r>
-        <w:t>name;</w:t>
-      </w:r>
-      <w:proofErr w:type="gramEnd"/>
-    </w:p>
-    <w:p>
-      <w:pPr>
-        <w:pStyle w:val="ListParagraph"/>
-        <w:ind w:left="360"/>
-      </w:pPr>
-      <w:r>
-        <w:t xml:space="preserve">Initializer = name followed by </w:t>
-      </w:r>
-      <w:proofErr w:type="gramStart"/>
-      <w:r>
-        <w:t>= ;</w:t>
-      </w:r>
-      <w:proofErr w:type="gramEnd"/>
-      <w:r>
-        <w:t xml:space="preserve"> for </w:t>
-      </w:r>
-      <w:proofErr w:type="gramStart"/>
-      <w:r>
-        <w:t>example</w:t>
-      </w:r>
-      <w:proofErr w:type="gramEnd"/>
+        <w:t>int age =12;</w:t>
+      </w:r>
+    </w:p>
+    <w:p>
+      <w:pPr>
+        <w:pStyle w:val="ListParagraph"/>
+        <w:ind w:left="360"/>
+      </w:pPr>
+      <w:r>
+        <w:tab/>
+      </w:r>
+      <w:r>
+        <w:tab/>
+      </w:r>
+      <w:r>
+        <w:tab/>
+      </w:r>
+      <w:r>
+        <w:tab/>
+        <w:t>String name;</w:t>
+      </w:r>
+    </w:p>
+    <w:p>
+      <w:pPr>
+        <w:pStyle w:val="ListParagraph"/>
+        <w:ind w:left="360"/>
+      </w:pPr>
+      <w:r>
+        <w:t>Initializer = name followed by = ; for example</w:t>
+      </w:r>
     </w:p>
     <w:p>
       <w:pPr>
@@ -443,7 +416,6 @@
           <w:u w:val="single"/>
         </w:rPr>
       </w:pPr>
-      <w:proofErr w:type="gramStart"/>
       <w:r>
         <w:rPr>
           <w:b/>
@@ -452,7 +424,6 @@
         </w:rPr>
         <w:t>Operators:-</w:t>
       </w:r>
-      <w:proofErr w:type="gramEnd"/>
     </w:p>
     <w:p>
       <w:pPr>
@@ -525,33 +496,16 @@
         <w:ind w:left="360"/>
       </w:pPr>
       <w:r>
-        <w:t>A=A (</w:t>
-      </w:r>
-      <w:r>
-        <w:t>Same ASCI VAL</w:t>
-      </w:r>
-      <w:r>
-        <w:t>)</w:t>
-      </w:r>
-    </w:p>
-    <w:p>
-      <w:pPr>
-        <w:pStyle w:val="ListParagraph"/>
-        <w:ind w:left="360"/>
-      </w:pPr>
-      <w:proofErr w:type="gramStart"/>
-      <w:r>
-        <w:t>T !</w:t>
-      </w:r>
-      <w:proofErr w:type="gramEnd"/>
-      <w:r>
-        <w:t xml:space="preserve">= R (diff </w:t>
-      </w:r>
-      <w:r>
-        <w:t>ASCI VAL</w:t>
-      </w:r>
-      <w:r>
-        <w:t>)</w:t>
+        <w:t>A=A (Same ASCI VAL)</w:t>
+      </w:r>
+    </w:p>
+    <w:p>
+      <w:pPr>
+        <w:pStyle w:val="ListParagraph"/>
+        <w:ind w:left="360"/>
+      </w:pPr>
+      <w:r>
+        <w:t>T != R (diff ASCI VAL)</w:t>
       </w:r>
     </w:p>
     <w:p>
@@ -571,196 +525,116 @@
           <w:bCs/>
           <w:u w:val="single"/>
         </w:rPr>
-        <w:t xml:space="preserve">Composite assignment </w:t>
-      </w:r>
-      <w:proofErr w:type="gramStart"/>
-      <w:r>
+        <w:t>Composite assignment operators:-</w:t>
+      </w:r>
+    </w:p>
+    <w:p>
+      <w:pPr>
+        <w:pStyle w:val="ListParagraph"/>
+        <w:ind w:left="360"/>
+      </w:pPr>
+      <w:r>
+        <w:tab/>
+        <w:t>Int i=9;</w:t>
+      </w:r>
+    </w:p>
+    <w:p>
+      <w:pPr>
+        <w:pStyle w:val="ListParagraph"/>
+        <w:ind w:left="360"/>
+      </w:pPr>
+      <w:r>
+        <w:tab/>
+        <w:t>Cout&lt;&lt;++i; (i=10) //first increment then assign</w:t>
+      </w:r>
+    </w:p>
+    <w:p>
+      <w:pPr>
+        <w:pStyle w:val="ListParagraph"/>
+        <w:ind w:left="360"/>
+      </w:pPr>
+      <w:r>
+        <w:tab/>
+        <w:t>Cout&lt;&lt;i++; (i=10) //first print then assign</w:t>
+      </w:r>
+    </w:p>
+    <w:p>
+      <w:pPr>
+        <w:pStyle w:val="ListParagraph"/>
+        <w:ind w:left="360"/>
+      </w:pPr>
+      <w:r>
+        <w:tab/>
+        <w:t>Cout&lt;&lt;i; (i=11)</w:t>
+      </w:r>
+    </w:p>
+    <w:p>
+      <w:pPr>
+        <w:pStyle w:val="ListParagraph"/>
+        <w:ind w:left="360"/>
         <w:rPr>
           <w:b/>
           <w:bCs/>
           <w:u w:val="single"/>
         </w:rPr>
-        <w:t>operators:-</w:t>
-      </w:r>
-      <w:proofErr w:type="gramEnd"/>
-    </w:p>
-    <w:p>
-      <w:pPr>
-        <w:pStyle w:val="ListParagraph"/>
-        <w:ind w:left="360"/>
-      </w:pPr>
-      <w:r>
-        <w:tab/>
-        <w:t xml:space="preserve">Int </w:t>
-      </w:r>
-      <w:proofErr w:type="spellStart"/>
-      <w:r>
-        <w:t>i</w:t>
-      </w:r>
-      <w:proofErr w:type="spellEnd"/>
-      <w:r>
-        <w:t>=</w:t>
-      </w:r>
-      <w:proofErr w:type="gramStart"/>
-      <w:r>
-        <w:t>9;</w:t>
-      </w:r>
-      <w:proofErr w:type="gramEnd"/>
-    </w:p>
-    <w:p>
-      <w:pPr>
-        <w:pStyle w:val="ListParagraph"/>
-        <w:ind w:left="360"/>
-      </w:pPr>
-      <w:r>
-        <w:tab/>
-        <w:t>Cout&lt;&lt;++</w:t>
-      </w:r>
-      <w:proofErr w:type="spellStart"/>
-      <w:r>
-        <w:t>i</w:t>
-      </w:r>
-      <w:proofErr w:type="spellEnd"/>
-      <w:r>
-        <w:t>; (</w:t>
-      </w:r>
-      <w:proofErr w:type="spellStart"/>
-      <w:r>
-        <w:t>i</w:t>
-      </w:r>
-      <w:proofErr w:type="spellEnd"/>
-      <w:r>
-        <w:t>=10) //first increment then assign</w:t>
-      </w:r>
-    </w:p>
-    <w:p>
-      <w:pPr>
-        <w:pStyle w:val="ListParagraph"/>
-        <w:ind w:left="360"/>
-      </w:pPr>
-      <w:r>
-        <w:tab/>
-        <w:t>Cout&lt;&lt;</w:t>
-      </w:r>
-      <w:proofErr w:type="spellStart"/>
-      <w:r>
-        <w:t>i</w:t>
-      </w:r>
-      <w:proofErr w:type="spellEnd"/>
-      <w:r>
-        <w:t>++; (</w:t>
-      </w:r>
-      <w:proofErr w:type="spellStart"/>
-      <w:r>
-        <w:t>i</w:t>
-      </w:r>
-      <w:proofErr w:type="spellEnd"/>
-      <w:r>
-        <w:t>=10) //first print then assign</w:t>
-      </w:r>
-    </w:p>
-    <w:p>
-      <w:pPr>
-        <w:pStyle w:val="ListParagraph"/>
-        <w:ind w:left="360"/>
-      </w:pPr>
-      <w:r>
-        <w:tab/>
-        <w:t>Cout&lt;&lt;</w:t>
-      </w:r>
-      <w:proofErr w:type="spellStart"/>
-      <w:r>
-        <w:t>i</w:t>
-      </w:r>
-      <w:proofErr w:type="spellEnd"/>
-      <w:r>
-        <w:t>; (</w:t>
-      </w:r>
-      <w:proofErr w:type="spellStart"/>
-      <w:r>
-        <w:t>i</w:t>
-      </w:r>
-      <w:proofErr w:type="spellEnd"/>
-      <w:r>
-        <w:t>=11)</w:t>
-      </w:r>
-    </w:p>
-    <w:p>
-      <w:pPr>
-        <w:pStyle w:val="ListParagraph"/>
-        <w:ind w:left="360"/>
+      </w:pPr>
+      <w:r>
         <w:rPr>
           <w:b/>
           <w:bCs/>
           <w:u w:val="single"/>
         </w:rPr>
-      </w:pPr>
-      <w:proofErr w:type="gramStart"/>
-      <w:r>
+        <w:t>Names:-</w:t>
+      </w:r>
+    </w:p>
+    <w:p>
+      <w:pPr>
+        <w:pStyle w:val="ListParagraph"/>
+        <w:ind w:left="360"/>
+      </w:pPr>
+      <w:r>
+        <w:tab/>
+        <w:t>Names starting with _ (such as _foo) are reserved for system entities</w:t>
+      </w:r>
+    </w:p>
+    <w:p>
+      <w:pPr>
+        <w:pStyle w:val="ListParagraph"/>
+        <w:ind w:left="360"/>
+      </w:pPr>
+      <w:r>
+        <w:tab/>
+        <w:t>Names with all caps (FOO) reserved for macros</w:t>
+      </w:r>
+    </w:p>
+    <w:p>
+      <w:pPr>
+        <w:pStyle w:val="ListParagraph"/>
+        <w:ind w:left="360"/>
         <w:rPr>
           <w:b/>
           <w:bCs/>
           <w:u w:val="single"/>
         </w:rPr>
-        <w:t>Names:-</w:t>
-      </w:r>
-      <w:proofErr w:type="gramEnd"/>
-    </w:p>
-    <w:p>
-      <w:pPr>
-        <w:pStyle w:val="ListParagraph"/>
-        <w:ind w:left="360"/>
-      </w:pPr>
-      <w:r>
-        <w:tab/>
-        <w:t>Names starting with _ (such as _foo) are reserved for system entities</w:t>
-      </w:r>
-    </w:p>
-    <w:p>
-      <w:pPr>
-        <w:pStyle w:val="ListParagraph"/>
-        <w:ind w:left="360"/>
-      </w:pPr>
-      <w:r>
-        <w:tab/>
-        <w:t>Names with all caps (FOO) reserved for macros</w:t>
-      </w:r>
-    </w:p>
-    <w:p>
-      <w:pPr>
-        <w:pStyle w:val="ListParagraph"/>
-        <w:ind w:left="360"/>
+      </w:pPr>
+      <w:r>
         <w:rPr>
           <w:b/>
           <w:bCs/>
           <w:u w:val="single"/>
         </w:rPr>
-      </w:pPr>
-      <w:r>
-        <w:rPr>
-          <w:b/>
-          <w:bCs/>
-          <w:u w:val="single"/>
-        </w:rPr>
-        <w:t xml:space="preserve">Types and </w:t>
-      </w:r>
-      <w:proofErr w:type="gramStart"/>
-      <w:r>
-        <w:rPr>
-          <w:b/>
-          <w:bCs/>
-          <w:u w:val="single"/>
-        </w:rPr>
-        <w:t>Objects:-</w:t>
-      </w:r>
-      <w:proofErr w:type="gramEnd"/>
-    </w:p>
-    <w:p>
-      <w:pPr>
-        <w:pStyle w:val="ListParagraph"/>
-        <w:ind w:left="360"/>
-      </w:pPr>
-      <w:r>
+        <w:t>Types and Objects:-</w:t>
+      </w:r>
+    </w:p>
+    <w:p>
+      <w:pPr>
+        <w:pStyle w:val="ListParagraph"/>
+        <w:ind w:left="360"/>
+      </w:pPr>
+      <w:r>
+        <w:rPr>
+          <w:noProof/>
+        </w:rPr>
         <w:drawing>
           <wp:inline distT="0" distB="0" distL="0" distR="0" wp14:anchorId="776F82F4" wp14:editId="62215C20">
             <wp:extent cx="5731510" cy="1209040"/>
@@ -803,7 +677,6 @@
         <w:pStyle w:val="ListParagraph"/>
         <w:ind w:left="360"/>
       </w:pPr>
-      <w:proofErr w:type="gramStart"/>
       <w:r>
         <w:rPr>
           <w:b/>
@@ -812,7 +685,6 @@
         </w:rPr>
         <w:t>Conversions:-</w:t>
       </w:r>
-      <w:proofErr w:type="gramEnd"/>
     </w:p>
     <w:p>
       <w:pPr>
@@ -828,15 +700,7 @@
       </w:r>
       <w:r>
         <w:tab/>
-        <w:t xml:space="preserve">// x has ASCII </w:t>
-      </w:r>
-      <w:proofErr w:type="spellStart"/>
-      <w:r>
-        <w:t>val</w:t>
-      </w:r>
-      <w:proofErr w:type="spellEnd"/>
-      <w:r>
-        <w:t xml:space="preserve"> 120</w:t>
+        <w:t>// x has ASCII val 120</w:t>
       </w:r>
     </w:p>
     <w:p>
@@ -939,13 +803,8 @@
       </w:pPr>
       <w:r>
         <w:tab/>
-        <w:t xml:space="preserve">To avoid narrowing </w:t>
-      </w:r>
-      <w:proofErr w:type="gramStart"/>
-      <w:r>
-        <w:t>bugs;</w:t>
-      </w:r>
-      <w:proofErr w:type="gramEnd"/>
+        <w:t>To avoid narrowing bugs;</w:t>
+      </w:r>
     </w:p>
     <w:p>
       <w:pPr>
@@ -1066,13 +925,8 @@
         <w:tab/>
       </w:r>
       <w:r>
-        <w:t xml:space="preserve">Direct VS Copy </w:t>
-      </w:r>
-      <w:proofErr w:type="gramStart"/>
-      <w:r>
-        <w:t>initialization;</w:t>
-      </w:r>
-      <w:proofErr w:type="gramEnd"/>
+        <w:t>Direct VS Copy initialization;</w:t>
+      </w:r>
       <w:r>
         <w:t xml:space="preserve"> </w:t>
       </w:r>
@@ -1129,15 +983,7 @@
       </w:r>
       <w:r>
         <w:tab/>
-        <w:t xml:space="preserve">Copy </w:t>
-      </w:r>
-      <w:proofErr w:type="gramStart"/>
-      <w:r>
-        <w:t>=  int</w:t>
-      </w:r>
-      <w:proofErr w:type="gramEnd"/>
-      <w:r>
-        <w:t xml:space="preserve"> x3 = 3</w:t>
+        <w:t>Copy =  int x3 = 3</w:t>
       </w:r>
       <w:r>
         <w:tab/>
@@ -1185,34 +1031,24 @@
       </w:r>
       <w:r>
         <w:tab/>
-        <w:t xml:space="preserve">Int x = </w:t>
-      </w:r>
-      <w:proofErr w:type="gramStart"/>
-      <w:r>
-        <w:t>7;</w:t>
-      </w:r>
-      <w:proofErr w:type="gramEnd"/>
-    </w:p>
-    <w:p>
-      <w:pPr>
-        <w:pStyle w:val="ListParagraph"/>
-        <w:ind w:left="360"/>
-      </w:pPr>
-      <w:r>
-        <w:tab/>
-      </w:r>
-      <w:r>
-        <w:tab/>
-      </w:r>
-      <w:r>
-        <w:tab/>
-        <w:t xml:space="preserve">Int d = </w:t>
-      </w:r>
-      <w:proofErr w:type="gramStart"/>
-      <w:r>
-        <w:t>7.4;</w:t>
-      </w:r>
-      <w:proofErr w:type="gramEnd"/>
+        <w:t>Int x = 7;</w:t>
+      </w:r>
+    </w:p>
+    <w:p>
+      <w:pPr>
+        <w:pStyle w:val="ListParagraph"/>
+        <w:ind w:left="360"/>
+      </w:pPr>
+      <w:r>
+        <w:tab/>
+      </w:r>
+      <w:r>
+        <w:tab/>
+      </w:r>
+      <w:r>
+        <w:tab/>
+        <w:t>Int d = 7.4;</w:t>
+      </w:r>
     </w:p>
     <w:p>
       <w:pPr>
@@ -1220,15 +1056,7 @@
         <w:ind w:left="1440"/>
       </w:pPr>
       <w:r>
-        <w:t xml:space="preserve">Use auto to let the compiler deduce the datatype by itself for </w:t>
-      </w:r>
-      <w:proofErr w:type="spellStart"/>
-      <w:r>
-        <w:t>obv</w:t>
-      </w:r>
-      <w:proofErr w:type="spellEnd"/>
-      <w:r>
-        <w:t xml:space="preserve"> initializers (7,7.4)</w:t>
+        <w:t>Use auto to let the compiler deduce the datatype by itself for obv initializers (7,7.4)</w:t>
       </w:r>
     </w:p>
     <w:p>
@@ -1249,6 +1077,306 @@
       <w:r>
         <w:tab/>
         <w:t>Auto d =7.5</w:t>
+      </w:r>
+    </w:p>
+    <w:p>
+      <w:pPr>
+        <w:jc w:val="center"/>
+        <w:rPr>
+          <w:b/>
+          <w:bCs/>
+          <w:u w:val="single"/>
+        </w:rPr>
+      </w:pPr>
+      <w:r>
+        <w:rPr>
+          <w:b/>
+          <w:bCs/>
+          <w:u w:val="single"/>
+        </w:rPr>
+        <w:t>Computation</w:t>
+      </w:r>
+    </w:p>
+    <w:p>
+      <w:pPr>
+        <w:rPr>
+          <w:b/>
+          <w:bCs/>
+          <w:u w:val="single"/>
+        </w:rPr>
+      </w:pPr>
+      <w:r>
+        <w:rPr>
+          <w:b/>
+          <w:bCs/>
+          <w:u w:val="single"/>
+        </w:rPr>
+        <w:t>Vectors: -</w:t>
+      </w:r>
+    </w:p>
+    <w:p>
+      <w:r>
+        <w:t>Vector&lt;obj_type&gt; v(size) ;</w:t>
+      </w:r>
+    </w:p>
+    <w:p>
+      <w:r>
+        <w:t>V[2]=44;</w:t>
+      </w:r>
+    </w:p>
+    <w:p/>
+    <w:p>
+      <w:r>
+        <w:t>A vector knows its size v.size()</w:t>
+      </w:r>
+    </w:p>
+    <w:p>
+      <w:r>
+        <w:t>ARRAY VS VECTOR:</w:t>
+      </w:r>
+    </w:p>
+    <w:p>
+      <w:r>
+        <w:tab/>
+        <w:t>Array is static, vector is dynamic</w:t>
+      </w:r>
+    </w:p>
+    <w:p>
+      <w:r>
+        <w:tab/>
+        <w:t>Int arr[4];</w:t>
+      </w:r>
+      <w:r>
+        <w:tab/>
+        <w:t>//need to specify size on initialization</w:t>
+      </w:r>
+    </w:p>
+    <w:p>
+      <w:r>
+        <w:tab/>
+        <w:t>Vector&lt;int&gt; v;//no need to specify size(dynamic)</w:t>
+      </w:r>
+    </w:p>
+    <w:p>
+      <w:pPr>
+        <w:rPr>
+          <w:b/>
+          <w:bCs/>
+          <w:u w:val="single"/>
+        </w:rPr>
+      </w:pPr>
+      <w:r>
+        <w:rPr>
+          <w:b/>
+          <w:bCs/>
+          <w:u w:val="single"/>
+        </w:rPr>
+        <w:t>IMP: -</w:t>
+      </w:r>
+    </w:p>
+    <w:p>
+      <w:r>
+        <w:t>Range-for-loop looks like this</w:t>
+      </w:r>
+    </w:p>
+    <w:p>
+      <w:r>
+        <w:t xml:space="preserve">For(int x : v) </w:t>
+      </w:r>
+      <w:r>
+        <w:tab/>
+        <w:t>//for each x in v</w:t>
+      </w:r>
+    </w:p>
+    <w:p>
+      <w:r>
+        <w:t>Cout&lt;&lt;x;</w:t>
+      </w:r>
+    </w:p>
+    <w:p/>
+    <w:p>
+      <w:pPr>
+        <w:rPr>
+          <w:b/>
+          <w:bCs/>
+          <w:u w:val="single"/>
+        </w:rPr>
+      </w:pPr>
+      <w:r>
+        <w:rPr>
+          <w:b/>
+          <w:bCs/>
+          <w:u w:val="single"/>
+        </w:rPr>
+        <w:t>Growing a Vector: -</w:t>
+      </w:r>
+    </w:p>
+    <w:p>
+      <w:r>
+        <w:t>Use the operation push_back() which adds an element to the end of vector</w:t>
+      </w:r>
+    </w:p>
+    <w:p>
+      <w:r>
+        <w:t>Vector&lt;double&gt; v;</w:t>
+      </w:r>
+      <w:r>
+        <w:tab/>
+      </w:r>
+      <w:r>
+        <w:tab/>
+        <w:t>//v=0</w:t>
+      </w:r>
+    </w:p>
+    <w:p>
+      <w:r>
+        <w:t>v.push_back(2.7);</w:t>
+      </w:r>
+      <w:r>
+        <w:tab/>
+      </w:r>
+      <w:r>
+        <w:tab/>
+        <w:t>//v=0,2.7</w:t>
+      </w:r>
+    </w:p>
+    <w:p>
+      <w:pPr>
+        <w:rPr>
+          <w:b/>
+          <w:bCs/>
+          <w:u w:val="single"/>
+        </w:rPr>
+      </w:pPr>
+      <w:r>
+        <w:rPr>
+          <w:b/>
+          <w:bCs/>
+          <w:u w:val="single"/>
+        </w:rPr>
+        <w:t>Function call vs func reference: -</w:t>
+      </w:r>
+    </w:p>
+    <w:p>
+      <w:pPr>
+        <w:ind w:left="5760" w:hanging="5040"/>
+      </w:pPr>
+      <w:r>
+        <w:t>Function call = v.push_back()</w:t>
+      </w:r>
+      <w:r>
+        <w:tab/>
+        <w:t>//executes the function push_back of vector class</w:t>
+      </w:r>
+    </w:p>
+    <w:p>
+      <w:pPr>
+        <w:ind w:left="5760" w:hanging="5760"/>
+      </w:pPr>
+      <w:r>
+        <w:lastRenderedPageBreak/>
+        <w:t xml:space="preserve">Func reference =|  auto f = &amp;vector&lt;int&gt;::push_back; </w:t>
+      </w:r>
+      <w:r>
+        <w:tab/>
+        <w:t>// f stores the location of push back</w:t>
+      </w:r>
+    </w:p>
+    <w:p>
+      <w:r>
+        <w:tab/>
+      </w:r>
+      <w:r>
+        <w:tab/>
+        <w:t xml:space="preserve">      |</w:t>
+      </w:r>
+      <w:r>
+        <w:tab/>
+        <w:t>Vector&lt;int&gt; v;</w:t>
+      </w:r>
+    </w:p>
+    <w:p>
+      <w:r>
+        <w:tab/>
+      </w:r>
+      <w:r>
+        <w:tab/>
+        <w:t xml:space="preserve">      |</w:t>
+      </w:r>
+      <w:r>
+        <w:tab/>
+        <w:t>(v.*f)(10)</w:t>
+      </w:r>
+      <w:r>
+        <w:tab/>
+      </w:r>
+      <w:r>
+        <w:tab/>
+      </w:r>
+      <w:r>
+        <w:tab/>
+      </w:r>
+      <w:r>
+        <w:tab/>
+        <w:t xml:space="preserve">// dereferences f and applies on </w:t>
+      </w:r>
+      <w:r>
+        <w:tab/>
+      </w:r>
+      <w:r>
+        <w:tab/>
+        <w:t xml:space="preserve">      |</w:t>
+      </w:r>
+      <w:r>
+        <w:tab/>
+      </w:r>
+      <w:r>
+        <w:tab/>
+      </w:r>
+      <w:r>
+        <w:tab/>
+      </w:r>
+      <w:r>
+        <w:tab/>
+      </w:r>
+      <w:r>
+        <w:tab/>
+      </w:r>
+      <w:r>
+        <w:tab/>
+        <w:t>obj v then uses 10 as parameter</w:t>
+      </w:r>
+    </w:p>
+    <w:p>
+      <w:r>
+        <w:tab/>
+      </w:r>
+      <w:r>
+        <w:tab/>
+      </w:r>
+      <w:r>
+        <w:tab/>
+        <w:t>|</w:t>
+      </w:r>
+    </w:p>
+    <w:p>
+      <w:r>
+        <w:tab/>
+        <w:t xml:space="preserve">                            ==</w:t>
+      </w:r>
+    </w:p>
+    <w:p>
+      <w:r>
+        <w:tab/>
+      </w:r>
+      <w:r>
+        <w:tab/>
+        <w:t xml:space="preserve">    v.push_back()</w:t>
+      </w:r>
+    </w:p>
+    <w:p>
+      <w:r>
+        <w:t>ranges::sort() new function in c++20</w:t>
       </w:r>
     </w:p>
     <w:sectPr>

--- a/CPP NOTES.docx
+++ b/CPP NOTES.docx
@@ -1081,6 +1081,33 @@
     </w:p>
     <w:p>
       <w:pPr>
+        <w:rPr>
+          <w:b/>
+          <w:bCs/>
+          <w:u w:val="single"/>
+        </w:rPr>
+      </w:pPr>
+      <w:r>
+        <w:rPr>
+          <w:b/>
+          <w:bCs/>
+          <w:u w:val="single"/>
+        </w:rPr>
+        <w:t>LVALUE VS RVALUE: -</w:t>
+      </w:r>
+    </w:p>
+    <w:p>
+      <w:r>
+        <w:t>Lval = the object itself</w:t>
+      </w:r>
+    </w:p>
+    <w:p>
+      <w:r>
+        <w:t>Rval = value inside object</w:t>
+      </w:r>
+    </w:p>
+    <w:p>
+      <w:pPr>
         <w:jc w:val="center"/>
         <w:rPr>
           <w:b/>
@@ -1254,6 +1281,7 @@
           <w:bCs/>
           <w:u w:val="single"/>
         </w:rPr>
+        <w:lastRenderedPageBreak/>
         <w:t>Function call vs func reference: -</w:t>
       </w:r>
     </w:p>
@@ -1274,7 +1302,6 @@
         <w:ind w:left="5760" w:hanging="5760"/>
       </w:pPr>
       <w:r>
-        <w:lastRenderedPageBreak/>
         <w:t xml:space="preserve">Func reference =|  auto f = &amp;vector&lt;int&gt;::push_back; </w:t>
       </w:r>
       <w:r>
